--- a/MyDocumentConverterMultiOSV10/samples/output/biblio/biblatex/docx.docx
+++ b/MyDocumentConverterMultiOSV10/samples/output/biblio/biblatex/docx.docx
@@ -24,7 +24,7 @@
       <w:r>
         <w:t xml:space="preserve">. Journal of Document Engineering. 12(3), 101–118. </w:t>
       </w:r>
-      <w:hyperlink w:history="1" r:id="rIdvg4j1zp7olvushmsaddth">
+      <w:hyperlink w:history="1" r:id="rIdyhz1ozwz-faufry1qgjcy">
         <w:r>
           <w:rPr>
             <w:rStyle w:val="Hyperlink"/>
@@ -55,7 +55,7 @@
       <w:r>
         <w:t xml:space="preserve">. pandoc.org. </w:t>
       </w:r>
-      <w:hyperlink w:history="1" r:id="rIdrwmgtpxvtzohg8k9rer5r">
+      <w:hyperlink w:history="1" r:id="rIdfe6mvdfiwmmjxjmrn4voz">
         <w:r>
           <w:rPr>
             <w:rStyle w:val="Hyperlink"/>
@@ -86,7 +86,7 @@
       <w:r>
         <w:t xml:space="preserve">. </w:t>
       </w:r>
-      <w:hyperlink w:history="1" r:id="rIdjtltge3a8uwpruloeexlw">
+      <w:hyperlink w:history="1" r:id="rId-5ce2yibjcutv9kfb7ebz">
         <w:r>
           <w:rPr>
             <w:rStyle w:val="Hyperlink"/>
